--- a/tests/samples/resume/docx/40-Resume-Sample-1-Software-Engineer.docx
+++ b/tests/samples/resume/docx/40-Resume-Sample-1-Software-Engineer.docx
@@ -3140,7 +3140,6 @@
           <w:spacing w:val="0"/>
           <w:noProof/>
         </w:rPr>
-        <w:t></w:t>
       </w:r>
       <w:r>
         <w:rPr>
@@ -3151,7 +3150,6 @@
           <w:spacing w:val="0"/>
           <w:noProof/>
         </w:rPr>
-        <w:tab/>
       </w:r>
       <w:r>
         <w:rPr>
@@ -3444,7 +3442,6 @@
           <w:spacing w:val="0"/>
           <w:noProof/>
         </w:rPr>
-        <w:t></w:t>
       </w:r>
       <w:r>
         <w:rPr>
@@ -3455,7 +3452,6 @@
           <w:spacing w:val="0"/>
           <w:noProof/>
         </w:rPr>
-        <w:tab/>
       </w:r>
       <w:r>
         <w:rPr>
@@ -3800,7 +3796,6 @@
           <w:spacing w:val="88"/>
           <w:noProof/>
         </w:rPr>
-        <w:t> </w:t>
       </w:r>
       <w:r>
         <w:rPr>
@@ -4152,7 +4147,6 @@
           <w:spacing w:val="89"/>
           <w:noProof/>
         </w:rPr>
-        <w:t> </w:t>
       </w:r>
       <w:r>
         <w:rPr>
@@ -4434,7 +4428,6 @@
           <w:spacing w:val="0"/>
           <w:noProof/>
         </w:rPr>
-        <w:t></w:t>
       </w:r>
       <w:r>
         <w:rPr>
@@ -4445,7 +4438,6 @@
           <w:spacing w:val="0"/>
           <w:noProof/>
         </w:rPr>
-        <w:tab/>
       </w:r>
       <w:r>
         <w:rPr>
@@ -5678,7 +5670,6 @@
           <w:spacing w:val="88"/>
           <w:noProof/>
         </w:rPr>
-        <w:t> </w:t>
       </w:r>
       <w:r>
         <w:rPr>
@@ -6030,7 +6021,6 @@
           <w:spacing w:val="89"/>
           <w:noProof/>
         </w:rPr>
-        <w:t> </w:t>
       </w:r>
       <w:r>
         <w:rPr>
@@ -6430,7 +6420,6 @@
           <w:spacing w:val="88"/>
           <w:noProof/>
         </w:rPr>
-        <w:t> </w:t>
       </w:r>
       <w:r>
         <w:rPr>
@@ -6826,7 +6815,6 @@
           <w:spacing w:val="89"/>
           <w:noProof/>
         </w:rPr>
-        <w:t> </w:t>
       </w:r>
       <w:r>
         <w:rPr>
@@ -7042,7 +7030,6 @@
           <w:spacing w:val="0"/>
           <w:noProof/>
         </w:rPr>
-        <w:t></w:t>
       </w:r>
       <w:r>
         <w:rPr>
@@ -7053,7 +7040,6 @@
           <w:spacing w:val="0"/>
           <w:noProof/>
         </w:rPr>
-        <w:tab/>
       </w:r>
       <w:r>
         <w:rPr>
@@ -7813,7 +7799,6 @@
           <w:spacing w:val="0"/>
           <w:noProof/>
         </w:rPr>
-        <w:t></w:t>
       </w:r>
       <w:r>
         <w:rPr>
@@ -7824,7 +7809,6 @@
           <w:spacing w:val="0"/>
           <w:noProof/>
         </w:rPr>
-        <w:tab/>
       </w:r>
       <w:r>
         <w:rPr>
@@ -8018,7 +8002,6 @@
           <w:spacing w:val="0"/>
           <w:noProof/>
         </w:rPr>
-        <w:t></w:t>
       </w:r>
       <w:r>
         <w:rPr>
@@ -8029,7 +8012,6 @@
           <w:spacing w:val="0"/>
           <w:noProof/>
         </w:rPr>
-        <w:tab/>
       </w:r>
       <w:r>
         <w:rPr>
@@ -8286,7 +8268,6 @@
           <w:spacing w:val="88"/>
           <w:noProof/>
         </w:rPr>
-        <w:t> </w:t>
       </w:r>
       <w:r>
         <w:rPr>
@@ -8571,7 +8552,6 @@
           <w:spacing w:val="89"/>
           <w:noProof/>
         </w:rPr>
-        <w:t> </w:t>
       </w:r>
       <w:r>
         <w:rPr>
@@ -9366,7 +9346,6 @@
           <w:spacing w:val="0"/>
           <w:noProof/>
         </w:rPr>
-        <w:t></w:t>
       </w:r>
       <w:r>
         <w:rPr>
@@ -9377,7 +9356,6 @@
           <w:spacing w:val="0"/>
           <w:noProof/>
         </w:rPr>
-        <w:tab/>
       </w:r>
       <w:r>
         <w:rPr>
@@ -9549,7 +9527,6 @@
           <w:spacing w:val="0"/>
           <w:noProof/>
         </w:rPr>
-        <w:t></w:t>
       </w:r>
       <w:r>
         <w:rPr>
@@ -9560,7 +9537,6 @@
           <w:spacing w:val="0"/>
           <w:noProof/>
         </w:rPr>
-        <w:tab/>
       </w:r>
       <w:r>
         <w:rPr>
